--- a/MetaLeX Legal Docs/Web App ToS/MetaLeX-ToS-6.28.26.docx
+++ b/MetaLeX Legal Docs/Web App ToS/MetaLeX-ToS-6.28.26.docx
@@ -1014,7 +1014,7 @@
         </w:numPr>
       </w:pPr>
       <w:r>
-        <w:t xml:space="preserve">engage in or knowingly facilitate any “front-running,” “wash trading,” “pump and dump trading,” “ramping,” “cornering” or fraudulent, deceptive or manipulative trading activities, including: trading at successively lower or higher prices for the purpose of creating or inducing a false, o misleading or artificial appearance of activity, unduly or improperly influencing market prices or establishing a price which does not reflect the true state of the market; trading without changes in material beneficial ownership for the purpose of creating or inducing a o false or misleading appearance of trading activity or creating or inducing a false or misleading appearance with respect to market conditions; or participating in, facilitating, assisting or knowingly transacting with any pool, syndicate or joint o account organized for the purpose of unfairly or deceptively influencing market prices;</w:t>
+        <w:t xml:space="preserve">engage in or knowingly facilitate any “front-running,” “wash trading,” “pump and dump trading,” “ramping,” “cornering” or fraudulent, deceptive or manipulative trading activities, including: (i) trading at successively lower or higher prices for the purpose of creating or inducing a false, misleading or artificial appearance of activity, unduly or improperly influencing market prices or establishing a price which does not reflect the true state of the market; (ii) trading without changes in material beneficial ownership for the purpose of creating or inducing a false or misleading appearance of trading activity or creating or inducing a false or misleading appearance with respect to market conditions; or (iii) participating in, facilitating, assisting or knowingly transacting with any pool, syndicate or joint account organized for the purpose of unfairly or deceptively influencing market prices;</w:t>
       </w:r>
     </w:p>
     <w:p>

--- a/MetaLeX Legal Docs/Web App ToS/MetaLeX-ToS-6.28.26.docx
+++ b/MetaLeX Legal Docs/Web App ToS/MetaLeX-ToS-6.28.26.docx
@@ -2146,53 +2146,6 @@
         </w:numPr>
       </w:pPr>
       <w:r>
-        <w:t xml:space="preserve">Your rights.</w:t>
-      </w:r>
-    </w:p>
-    <w:p>
-      <w:pPr>
-        <w:pStyle w:val="Compact"/>
-        <w:numPr>
-          <w:ilvl w:val="0"/>
-          <w:numId w:val="1015"/>
-        </w:numPr>
-      </w:pPr>
-      <w:r>
-        <w:t xml:space="preserve">EEA / UK / Switzerland. Subject to applicable law, you have the rights to access, rectify, erase, restrict and port your Personal Data, to object to Processing (including Processing based on legitimate interests and any direct-marketing analytics), and to withdraw consent at any time without affecting prior Processing. Our legal bases are: our legitimate interests in operating, securing, measuring and improving the Site (Art. 6(1)(f) GDPR); your consent for non-essential Cookies and Session Recordings where required (Art. 6(1)(a)); compliance with a legal obligation for sanctions and regulatory screening (Art. 6(1)(c)); and performance of a contract where Processing is necessary to provide the Site (Art. 6(1)(b)). You may lodge a complaint with your supervisory authority.</w:t>
-      </w:r>
-    </w:p>
-    <w:p>
-      <w:pPr>
-        <w:pStyle w:val="Compact"/>
-        <w:numPr>
-          <w:ilvl w:val="0"/>
-          <w:numId w:val="1015"/>
-        </w:numPr>
-      </w:pPr>
-      <w:r>
-        <w:t xml:space="preserve">California (CCPA/CPRA). We collect the categories of Personal Information described in Section 2 above for the purposes in Section 4. Our use of cross-context behavioral analytics and third-party analytics Cookies may constitute “sharing” (and, depending on configuration, a “sale”) of Personal Information under California law. Subject to applicable law, you have the right to know, to delete, to correct, and to opt out of the sale or sharing of your Personal Information. To the extent applicable law requires us to honor the Global Privacy Control or another opt-out preference signal, our policy is to do so. We do not knowingly sell or share the Personal Information of consumers we know to be under 16. We will not discriminate against you for exercising your rights.</w:t>
-      </w:r>
-    </w:p>
-    <w:p>
-      <w:pPr>
-        <w:pStyle w:val="Compact"/>
-        <w:numPr>
-          <w:ilvl w:val="0"/>
-          <w:numId w:val="1015"/>
-        </w:numPr>
-      </w:pPr>
-      <w:r>
-        <w:t xml:space="preserve">How to exercise. Submit requests to legal@metalex.tech, use the Analytics Provider’s opt-out where available, or set an opt-out preference signal in your browser. We will verify and respond to requests as required by applicable law. Because the Site is provided to sophisticated users on an as-is basis and we may have limited ability to associate analytics identifiers with a verified individual, some requests may require additional information to fulfill.</w:t>
-      </w:r>
-    </w:p>
-    <w:p>
-      <w:pPr>
-        <w:numPr>
-          <w:ilvl w:val="0"/>
-          <w:numId w:val="1016"/>
-        </w:numPr>
-      </w:pPr>
-      <w:r>
         <w:t xml:space="preserve">Children. The Site is not directed to, and may not be used by, anyone under 18. We do not knowingly Process the Personal Data of anyone under 18. If you believe a minor has provided Personal Data, contact legal@metalex.tech.</w:t>
       </w:r>
     </w:p>
@@ -2200,7 +2153,7 @@
       <w:pPr>
         <w:numPr>
           <w:ilvl w:val="0"/>
-          <w:numId w:val="1016"/>
+          <w:numId w:val="1014"/>
         </w:numPr>
       </w:pPr>
       <w:r>
@@ -2754,91 +2707,6 @@
     </w:lvl>
     <w:lvl w:ilvl="8">
       <w:start w:val="3"/>
-      <w:numFmt w:val="decimal"/>
-      <w:lvlText w:val="%9."/>
-      <w:lvlJc w:val="left"/>
-      <w:pPr>
-        <w:ind w:left="6480" w:hanging="360"/>
-      </w:pPr>
-    </w:lvl>
-  </w:abstractNum>
-  <w:abstractNum w:abstractNumId="994111">
-    <w:nsid w:val="0A994111"/>
-    <w:multiLevelType w:val="multilevel"/>
-    <w:lvl w:ilvl="0">
-      <w:start w:val="11"/>
-      <w:numFmt w:val="decimal"/>
-      <w:lvlText w:val="%1."/>
-      <w:lvlJc w:val="left"/>
-      <w:pPr>
-        <w:ind w:left="720" w:hanging="360"/>
-      </w:pPr>
-    </w:lvl>
-    <w:lvl w:ilvl="1">
-      <w:start w:val="11"/>
-      <w:numFmt w:val="decimal"/>
-      <w:lvlText w:val="%2."/>
-      <w:lvlJc w:val="left"/>
-      <w:pPr>
-        <w:ind w:left="1440" w:hanging="360"/>
-      </w:pPr>
-    </w:lvl>
-    <w:lvl w:ilvl="2">
-      <w:start w:val="11"/>
-      <w:numFmt w:val="decimal"/>
-      <w:lvlText w:val="%3."/>
-      <w:lvlJc w:val="left"/>
-      <w:pPr>
-        <w:ind w:left="2160" w:hanging="360"/>
-      </w:pPr>
-    </w:lvl>
-    <w:lvl w:ilvl="3">
-      <w:start w:val="11"/>
-      <w:numFmt w:val="decimal"/>
-      <w:lvlText w:val="%4."/>
-      <w:lvlJc w:val="left"/>
-      <w:pPr>
-        <w:ind w:left="2880" w:hanging="360"/>
-      </w:pPr>
-    </w:lvl>
-    <w:lvl w:ilvl="4">
-      <w:start w:val="11"/>
-      <w:numFmt w:val="decimal"/>
-      <w:lvlText w:val="%5."/>
-      <w:lvlJc w:val="left"/>
-      <w:pPr>
-        <w:ind w:left="3600" w:hanging="360"/>
-      </w:pPr>
-    </w:lvl>
-    <w:lvl w:ilvl="5">
-      <w:start w:val="11"/>
-      <w:numFmt w:val="decimal"/>
-      <w:lvlText w:val="%6."/>
-      <w:lvlJc w:val="left"/>
-      <w:pPr>
-        <w:ind w:left="4320" w:hanging="360"/>
-      </w:pPr>
-    </w:lvl>
-    <w:lvl w:ilvl="6">
-      <w:start w:val="11"/>
-      <w:numFmt w:val="decimal"/>
-      <w:lvlText w:val="%7."/>
-      <w:lvlJc w:val="left"/>
-      <w:pPr>
-        <w:ind w:left="5040" w:hanging="360"/>
-      </w:pPr>
-    </w:lvl>
-    <w:lvl w:ilvl="7">
-      <w:start w:val="11"/>
-      <w:numFmt w:val="decimal"/>
-      <w:lvlText w:val="%8."/>
-      <w:lvlJc w:val="left"/>
-      <w:pPr>
-        <w:ind w:left="5760" w:hanging="360"/>
-      </w:pPr>
-    </w:lvl>
-    <w:lvl w:ilvl="8">
-      <w:start w:val="11"/>
       <w:numFmt w:val="decimal"/>
       <w:lvlText w:val="%9."/>
       <w:lvlJc w:val="left"/>
@@ -3079,39 +2947,6 @@
     </w:lvlOverride>
     <w:lvlOverride w:ilvl="8">
       <w:startOverride w:val="3"/>
-    </w:lvlOverride>
-  </w:num>
-  <w:num w:numId="1015">
-    <w:abstractNumId w:val="991"/>
-  </w:num>
-  <w:num w:numId="1016">
-    <w:abstractNumId w:val="994111"/>
-    <w:lvlOverride w:ilvl="0">
-      <w:startOverride w:val="11"/>
-    </w:lvlOverride>
-    <w:lvlOverride w:ilvl="1">
-      <w:startOverride w:val="11"/>
-    </w:lvlOverride>
-    <w:lvlOverride w:ilvl="2">
-      <w:startOverride w:val="11"/>
-    </w:lvlOverride>
-    <w:lvlOverride w:ilvl="3">
-      <w:startOverride w:val="11"/>
-    </w:lvlOverride>
-    <w:lvlOverride w:ilvl="4">
-      <w:startOverride w:val="11"/>
-    </w:lvlOverride>
-    <w:lvlOverride w:ilvl="5">
-      <w:startOverride w:val="11"/>
-    </w:lvlOverride>
-    <w:lvlOverride w:ilvl="6">
-      <w:startOverride w:val="11"/>
-    </w:lvlOverride>
-    <w:lvlOverride w:ilvl="7">
-      <w:startOverride w:val="11"/>
-    </w:lvlOverride>
-    <w:lvlOverride w:ilvl="8">
-      <w:startOverride w:val="11"/>
     </w:lvlOverride>
   </w:num>
 </w:numbering>

--- a/MetaLeX Legal Docs/Web App ToS/MetaLeX-ToS-6.28.26.docx
+++ b/MetaLeX Legal Docs/Web App ToS/MetaLeX-ToS-6.28.26.docx
@@ -2146,7 +2146,7 @@
         </w:numPr>
       </w:pPr>
       <w:r>
-        <w:t xml:space="preserve">Children. The Site is not directed to, and may not be used by, anyone under 18. We do not knowingly Process the Personal Data of anyone under 18. If you believe a minor has provided Personal Data, contact legal@metalex.tech.</w:t>
+        <w:t xml:space="preserve">Children. Use of the Site requires you to be at least eighteen years of age, as set out in Section 5.6. Consistent with the Children’s Online Privacy Protection Act (COPPA), the Site is not directed to children under 13, and we do not knowingly collect Personal Data from children under 13. If you believe a child under 13 has provided Personal Data, contact legal@metalex.tech and we will take steps to delete it.</w:t>
       </w:r>
     </w:p>
     <w:p>
